--- a/C案要件定義書.docx
+++ b/C案要件定義書.docx
@@ -7,7 +7,6 @@
         <w:pStyle w:val="aa"/>
         <w:jc w:val="center"/>
         <w:rPr>
-          <w:rFonts w:hint="eastAsia"/>
           <w:lang w:eastAsia="ja-JP"/>
         </w:rPr>
       </w:pPr>
@@ -74,21 +73,7 @@
           <w:i/>
           <w:lang w:eastAsia="ja-JP"/>
         </w:rPr>
-        <w:t>レシピ構造化・ベクトル保存</w:t>
-      </w:r>
-      <w:r>
-        <w:rPr>
-          <w:i/>
-          <w:lang w:eastAsia="ja-JP"/>
-        </w:rPr>
-        <w:t xml:space="preserve"> × </w:t>
-      </w:r>
-      <w:r>
-        <w:rPr>
-          <w:i/>
-          <w:lang w:eastAsia="ja-JP"/>
-        </w:rPr>
-        <w:t>代わり映え日替わり検索</w:t>
+        <w:t>レシピ構造化・ベクトル保存 × 代わり映え日替わり検索</w:t>
       </w:r>
     </w:p>
     <w:p>
@@ -486,19 +471,7 @@
               <w:rPr>
                 <w:lang w:eastAsia="ja-JP"/>
               </w:rPr>
-              <w:t>材料名・</w:t>
-            </w:r>
-            <w:r>
-              <w:rPr>
-                <w:lang w:eastAsia="ja-JP"/>
-              </w:rPr>
-              <w:t>1</w:t>
-            </w:r>
-            <w:r>
-              <w:rPr>
-                <w:lang w:eastAsia="ja-JP"/>
-              </w:rPr>
-              <w:t>食あたり数量・単位を抽出して保存する。</w:t>
+              <w:t>材料名・1食あたり数量・単位を抽出して保存する。</w:t>
             </w:r>
           </w:p>
         </w:tc>
@@ -541,19 +514,7 @@
               <w:rPr>
                 <w:lang w:eastAsia="ja-JP"/>
               </w:rPr>
-              <w:t>ジャンル、味付け、調理法、こってり</w:t>
-            </w:r>
-            <w:r>
-              <w:rPr>
-                <w:lang w:eastAsia="ja-JP"/>
-              </w:rPr>
-              <w:t>/</w:t>
-            </w:r>
-            <w:r>
-              <w:rPr>
-                <w:lang w:eastAsia="ja-JP"/>
-              </w:rPr>
-              <w:t>さっぱり等と</w:t>
+              <w:t>ジャンル、味付け、調理法、こってり/さっぱり等と</w:t>
             </w:r>
             <w:proofErr w:type="spellStart"/>
             <w:r>
@@ -592,10 +553,7 @@
           </w:tcPr>
           <w:p>
             <w:r>
-              <w:t>Embedding</w:t>
-            </w:r>
-            <w:r>
-              <w:t>保存</w:t>
+              <w:t>Embedding保存</w:t>
             </w:r>
           </w:p>
         </w:tc>
@@ -627,19 +585,7 @@
               <w:rPr>
                 <w:lang w:eastAsia="ja-JP"/>
               </w:rPr>
-              <w:t>をベクトル化して</w:t>
-            </w:r>
-            <w:r>
-              <w:rPr>
-                <w:lang w:eastAsia="ja-JP"/>
-              </w:rPr>
-              <w:t>DB</w:t>
-            </w:r>
-            <w:r>
-              <w:rPr>
-                <w:lang w:eastAsia="ja-JP"/>
-              </w:rPr>
-              <w:t>へ保存する。</w:t>
+              <w:t>をベクトル化してDBへ保存する。</w:t>
             </w:r>
           </w:p>
         </w:tc>
@@ -820,25 +766,7 @@
               <w:rPr>
                 <w:lang w:eastAsia="ja-JP"/>
               </w:rPr>
-              <w:t>1</w:t>
-            </w:r>
-            <w:r>
-              <w:rPr>
-                <w:lang w:eastAsia="ja-JP"/>
-              </w:rPr>
-              <w:t>食あたり材料量</w:t>
-            </w:r>
-            <w:r>
-              <w:rPr>
-                <w:lang w:eastAsia="ja-JP"/>
-              </w:rPr>
-              <w:t>×</w:t>
-            </w:r>
-            <w:r>
-              <w:rPr>
-                <w:lang w:eastAsia="ja-JP"/>
-              </w:rPr>
-              <w:t>既存の想定販売個数から想定材料消費量を算出する。</w:t>
+              <w:t>1食あたり材料量×既存の想定販売個数から想定材料消費量を算出する。</w:t>
             </w:r>
           </w:p>
         </w:tc>
@@ -934,13 +862,7 @@
       </w:pPr>
       <w:proofErr w:type="spellStart"/>
       <w:r>
-        <w:t>メニュー特徴と検索用</w:t>
-      </w:r>
-      <w:r>
-        <w:t>feature_text</w:t>
-      </w:r>
-      <w:r>
-        <w:t>を生成する</w:t>
+        <w:t>メニュー特徴と検索用feature_textを生成する</w:t>
       </w:r>
       <w:proofErr w:type="spellEnd"/>
       <w:r>
@@ -952,16 +874,7 @@
         <w:pStyle w:val="a"/>
       </w:pPr>
       <w:r>
-        <w:t>feature_text</w:t>
-      </w:r>
-      <w:r>
-        <w:t>を</w:t>
-      </w:r>
-      <w:r>
-        <w:t>Embedding</w:t>
-      </w:r>
-      <w:r>
-        <w:t>する。</w:t>
+        <w:t>feature_textをEmbeddingする。</w:t>
       </w:r>
     </w:p>
     <w:p>
@@ -975,31 +888,7 @@
         <w:rPr>
           <w:lang w:eastAsia="ja-JP"/>
         </w:rPr>
-        <w:t>メニュー、構造化レシピ、特徴、</w:t>
-      </w:r>
-      <w:r>
-        <w:rPr>
-          <w:lang w:eastAsia="ja-JP"/>
-        </w:rPr>
-        <w:t>Embedding</w:t>
-      </w:r>
-      <w:r>
-        <w:rPr>
-          <w:lang w:eastAsia="ja-JP"/>
-        </w:rPr>
-        <w:t>を統合</w:t>
-      </w:r>
-      <w:r>
-        <w:rPr>
-          <w:lang w:eastAsia="ja-JP"/>
-        </w:rPr>
-        <w:t>Database</w:t>
-      </w:r>
-      <w:r>
-        <w:rPr>
-          <w:lang w:eastAsia="ja-JP"/>
-        </w:rPr>
-        <w:t>へ保存する。</w:t>
+        <w:t>メニュー、構造化レシピ、特徴、Embeddingを統合Databaseへ保存する。</w:t>
       </w:r>
     </w:p>
     <w:p>
@@ -1054,19 +943,7 @@
         <w:rPr>
           <w:lang w:eastAsia="ja-JP"/>
         </w:rPr>
-        <w:t>候補と直近日替わりの保存済み</w:t>
-      </w:r>
-      <w:r>
-        <w:rPr>
-          <w:lang w:eastAsia="ja-JP"/>
-        </w:rPr>
-        <w:t>Embedding</w:t>
-      </w:r>
-      <w:r>
-        <w:rPr>
-          <w:lang w:eastAsia="ja-JP"/>
-        </w:rPr>
-        <w:t>を比較する。</w:t>
+        <w:t>候補と直近日替わりの保存済みEmbeddingを比較する。</w:t>
       </w:r>
     </w:p>
     <w:p>
@@ -1108,25 +985,7 @@
         <w:rPr>
           <w:lang w:eastAsia="ja-JP"/>
         </w:rPr>
-        <w:t>1</w:t>
-      </w:r>
-      <w:r>
-        <w:rPr>
-          <w:lang w:eastAsia="ja-JP"/>
-        </w:rPr>
-        <w:t>食あたり使用量</w:t>
-      </w:r>
-      <w:r>
-        <w:rPr>
-          <w:lang w:eastAsia="ja-JP"/>
-        </w:rPr>
-        <w:t>×</w:t>
-      </w:r>
-      <w:r>
-        <w:rPr>
-          <w:lang w:eastAsia="ja-JP"/>
-        </w:rPr>
-        <w:t>想定販売個数から材料消費量を算出する。</w:t>
+        <w:t>1食あたり使用量×想定販売個数から材料消費量を算出する。</w:t>
       </w:r>
     </w:p>
     <w:p>
@@ -1320,19 +1179,7 @@
               <w:rPr>
                 <w:lang w:eastAsia="ja-JP"/>
               </w:rPr>
-              <w:t>構造化された</w:t>
-            </w:r>
-            <w:r>
-              <w:rPr>
-                <w:lang w:eastAsia="ja-JP"/>
-              </w:rPr>
-              <w:t>1</w:t>
-            </w:r>
-            <w:r>
-              <w:rPr>
-                <w:lang w:eastAsia="ja-JP"/>
-              </w:rPr>
-              <w:t>食あたり材料・数量</w:t>
+              <w:t>構造化された1食あたり材料・数量</w:t>
             </w:r>
           </w:p>
         </w:tc>
@@ -1370,6 +1217,7 @@
           <w:p>
             <w:pPr>
               <w:rPr>
+                <w:rFonts w:hint="eastAsia"/>
                 <w:lang w:eastAsia="ja-JP"/>
               </w:rPr>
             </w:pPr>
@@ -1377,7 +1225,14 @@
               <w:rPr>
                 <w:lang w:eastAsia="ja-JP"/>
               </w:rPr>
-              <w:t>ジャンル、味付け、調理法、特徴文</w:t>
+              <w:t>ジャンル</w:t>
+            </w:r>
+            <w:r>
+              <w:rPr>
+                <w:rFonts w:hint="eastAsia"/>
+                <w:lang w:eastAsia="ja-JP"/>
+              </w:rPr>
+              <w:t>、調理法</w:t>
             </w:r>
           </w:p>
         </w:tc>
@@ -1414,10 +1269,7 @@
           </w:tcPr>
           <w:p>
             <w:r>
-              <w:t>登録時に生成した</w:t>
-            </w:r>
-            <w:r>
-              <w:t>Embedding</w:t>
+              <w:t>登録時に生成したEmbedding</w:t>
             </w:r>
           </w:p>
         </w:tc>
@@ -1566,31 +1418,7 @@
         <w:rPr>
           <w:lang w:eastAsia="ja-JP"/>
         </w:rPr>
-        <w:t>検索は</w:t>
-      </w:r>
-      <w:r>
-        <w:rPr>
-          <w:lang w:eastAsia="ja-JP"/>
-        </w:rPr>
-        <w:t>2</w:t>
-      </w:r>
-      <w:r>
-        <w:rPr>
-          <w:lang w:eastAsia="ja-JP"/>
-        </w:rPr>
-        <w:t>段階とする。まず指定材料を使用することを絶対条件として候補を絞り込む。次に候補メニューと直近日替わりの保存済み</w:t>
-      </w:r>
-      <w:r>
-        <w:rPr>
-          <w:lang w:eastAsia="ja-JP"/>
-        </w:rPr>
-        <w:t>Embedding</w:t>
-      </w:r>
-      <w:r>
-        <w:rPr>
-          <w:lang w:eastAsia="ja-JP"/>
-        </w:rPr>
-        <w:t>を比較し、類似度が低いものを優先する。これにより在庫を消費できることを担保しながら、ジャンル・味付け・調理法等が最近とは異なる「代わり映えのある候補」を提示する。</w:t>
+        <w:t>検索は2段階とする。まず指定材料を使用することを絶対条件として候補を絞り込む。次に候補メニューと直近日替わりの保存済みEmbeddingを比較し、類似度が低いものを優先する。これにより在庫を消費できることを担保しながら、ジャンル・味付け・調理法等が最近とは異なる「代わり映えのある候補」を提示する。</w:t>
       </w:r>
     </w:p>
     <w:p>
@@ -1721,22 +1549,10 @@
               <w:rPr>
                 <w:lang w:eastAsia="ja-JP"/>
               </w:rPr>
-              <w:t>RDB</w:t>
+              <w:t>RDBとベクトル検索機能を統合した構成を想定。</w:t>
             </w:r>
             <w:r>
-              <w:rPr>
-                <w:lang w:eastAsia="ja-JP"/>
-              </w:rPr>
-              <w:t>とベクトル検索機能を統合した構成を想定。</w:t>
-            </w:r>
-            <w:r>
-              <w:t>例：</w:t>
-            </w:r>
-            <w:r>
-              <w:t>PostgreSQL + pgvector</w:t>
-            </w:r>
-            <w:r>
-              <w:t>。製品は未確定。</w:t>
+              <w:t>例：PostgreSQL + pgvector。製品は未確定。</w:t>
             </w:r>
           </w:p>
         </w:tc>
@@ -1751,10 +1567,7 @@
           </w:tcPr>
           <w:p>
             <w:r>
-              <w:t>生成</w:t>
-            </w:r>
-            <w:r>
-              <w:t>AI</w:t>
+              <w:t>生成AI</w:t>
             </w:r>
           </w:p>
         </w:tc>
@@ -1876,31 +1689,7 @@
         <w:rPr>
           <w:lang w:eastAsia="ja-JP"/>
         </w:rPr>
-        <w:t>販売実績登録、需要予測モデル、天気</w:t>
-      </w:r>
-      <w:r>
-        <w:rPr>
-          <w:lang w:eastAsia="ja-JP"/>
-        </w:rPr>
-        <w:t>API</w:t>
-      </w:r>
-      <w:r>
-        <w:rPr>
-          <w:lang w:eastAsia="ja-JP"/>
-        </w:rPr>
-        <w:t>による需要補正、推奨持ち出し数の自動算出、複数日最適化、事前注文・決済、外部</w:t>
-      </w:r>
-      <w:r>
-        <w:rPr>
-          <w:lang w:eastAsia="ja-JP"/>
-        </w:rPr>
-        <w:t>Web</w:t>
-      </w:r>
-      <w:r>
-        <w:rPr>
-          <w:lang w:eastAsia="ja-JP"/>
-        </w:rPr>
-        <w:t>クロールは今回の試作対象外とする。</w:t>
+        <w:t>販売実績登録、需要予測モデル、天気APIによる需要補正、推奨持ち出し数の自動算出、複数日最適化、事前注文・決済、外部Webクロールは今回の試作対象外とする。</w:t>
       </w:r>
     </w:p>
     <w:p>
@@ -1933,19 +1722,7 @@
         <w:rPr>
           <w:lang w:eastAsia="ja-JP"/>
         </w:rPr>
-        <w:t>現在は</w:t>
-      </w:r>
-      <w:r>
-        <w:rPr>
-          <w:lang w:eastAsia="ja-JP"/>
-        </w:rPr>
-        <w:t>MENU_SALES_ESTIMATES</w:t>
-      </w:r>
-      <w:r>
-        <w:rPr>
-          <w:lang w:eastAsia="ja-JP"/>
-        </w:rPr>
-        <w:t>の想定販売個数を既存データとして利用する。将来的には販売実績、販売先、曜日、価格、天気・気温等から需要を予測し、この想定販売個数を自動算出する。これにより「何を日替わりにするか」の検索と「何個作るか」の需要予測を統合する。</w:t>
+        <w:t>現在はMENU_SALES_ESTIMATESの想定販売個数を既存データとして利用する。将来的には販売実績、販売先、曜日、価格、天気・気温等から需要を予測し、この想定販売個数を自動算出する。これにより「何を日替わりにするか」の検索と「何個作るか」の需要予測を統合する。</w:t>
       </w:r>
     </w:p>
     <w:p>
@@ -1986,19 +1763,7 @@
         <w:rPr>
           <w:lang w:eastAsia="ja-JP"/>
         </w:rPr>
-        <w:t>登録時にメニュー特徴と</w:t>
-      </w:r>
-      <w:r>
-        <w:rPr>
-          <w:lang w:eastAsia="ja-JP"/>
-        </w:rPr>
-        <w:t>Embedding</w:t>
-      </w:r>
-      <w:r>
-        <w:rPr>
-          <w:lang w:eastAsia="ja-JP"/>
-        </w:rPr>
-        <w:t>が保存される。</w:t>
+        <w:t>登録時にメニュー特徴とEmbeddingが保存される。</w:t>
       </w:r>
     </w:p>
     <w:p>
@@ -2051,6 +1816,56 @@
     </w:sectPr>
   </w:body>
 </w:document>
+</file>
+
+<file path=word/endnotes.xml><?xml version="1.0" encoding="utf-8"?>
+<w:endnotes xmlns:wpc="http://schemas.microsoft.com/office/word/2010/wordprocessingCanvas" xmlns:cx="http://schemas.microsoft.com/office/drawing/2014/chartex" xmlns:cx1="http://schemas.microsoft.com/office/drawing/2015/9/8/chartex" xmlns:cx2="http://schemas.microsoft.com/office/drawing/2015/10/21/chartex" xmlns:cx3="http://schemas.microsoft.com/office/drawing/2016/5/9/chartex" xmlns:cx4="http://schemas.microsoft.com/office/drawing/2016/5/10/chartex" xmlns:cx5="http://schemas.microsoft.com/office/drawing/2016/5/11/chartex" xmlns:cx6="http://schemas.microsoft.com/office/drawing/2016/5/12/chartex" xmlns:cx7="http://schemas.microsoft.com/office/drawing/2016/5/13/chartex" xmlns:cx8="http://schemas.microsoft.com/office/drawing/2016/5/14/chartex" xmlns:mc="http://schemas.openxmlformats.org/markup-compatibility/2006" xmlns:aink="http://schemas.microsoft.com/office/drawing/2016/ink" xmlns:am3d="http://schemas.microsoft.com/office/drawing/2017/model3d" xmlns:o="urn:schemas-microsoft-com:office:office" xmlns:oel="http://schemas.microsoft.com/office/2019/extlst" xmlns:r="http://schemas.openxmlformats.org/officeDocument/2006/relationships" xmlns:m="http://schemas.openxmlformats.org/officeDocument/2006/math" xmlns:v="urn:schemas-microsoft-com:vml" xmlns:wp14="http://schemas.microsoft.com/office/word/2010/wordprocessingDrawing" xmlns:wp="http://schemas.openxmlformats.org/drawingml/2006/wordprocessingDrawing" xmlns:w10="urn:schemas-microsoft-com:office:word" xmlns:w="http://schemas.openxmlformats.org/wordprocessingml/2006/main" xmlns:w14="http://schemas.microsoft.com/office/word/2010/wordml" xmlns:w15="http://schemas.microsoft.com/office/word/2012/wordml" xmlns:w16cex="http://schemas.microsoft.com/office/word/2018/wordml/cex" xmlns:w16cid="http://schemas.microsoft.com/office/word/2016/wordml/cid" xmlns:w16="http://schemas.microsoft.com/office/word/2018/wordml" xmlns:w16du="http://schemas.microsoft.com/office/word/2023/wordml/word16du" xmlns:w16sdtdh="http://schemas.microsoft.com/office/word/2020/wordml/sdtdatahash" xmlns:w16sdtfl="http://schemas.microsoft.com/office/word/2024/wordml/sdtformatlock" xmlns:w16se="http://schemas.microsoft.com/office/word/2015/wordml/symex" xmlns:wpg="http://schemas.microsoft.com/office/word/2010/wordprocessingGroup" xmlns:wpi="http://schemas.microsoft.com/office/word/2010/wordprocessingInk" xmlns:wne="http://schemas.microsoft.com/office/word/2006/wordml" xmlns:wps="http://schemas.microsoft.com/office/word/2010/wordprocessingShape" mc:Ignorable="w14 w15 w16se w16cid w16 w16cex w16sdtdh w16sdtfl w16du wp14">
+  <w:endnote w:type="separator" w:id="-1">
+    <w:p>
+      <w:pPr>
+        <w:spacing w:after="0" w:line="240" w:lineRule="auto"/>
+      </w:pPr>
+      <w:r>
+        <w:separator/>
+      </w:r>
+    </w:p>
+  </w:endnote>
+  <w:endnote w:type="continuationSeparator" w:id="0">
+    <w:p>
+      <w:pPr>
+        <w:spacing w:after="0" w:line="240" w:lineRule="auto"/>
+      </w:pPr>
+      <w:r>
+        <w:continuationSeparator/>
+      </w:r>
+    </w:p>
+  </w:endnote>
+</w:endnotes>
+</file>
+
+<file path=word/footnotes.xml><?xml version="1.0" encoding="utf-8"?>
+<w:footnotes xmlns:wpc="http://schemas.microsoft.com/office/word/2010/wordprocessingCanvas" xmlns:cx="http://schemas.microsoft.com/office/drawing/2014/chartex" xmlns:cx1="http://schemas.microsoft.com/office/drawing/2015/9/8/chartex" xmlns:cx2="http://schemas.microsoft.com/office/drawing/2015/10/21/chartex" xmlns:cx3="http://schemas.microsoft.com/office/drawing/2016/5/9/chartex" xmlns:cx4="http://schemas.microsoft.com/office/drawing/2016/5/10/chartex" xmlns:cx5="http://schemas.microsoft.com/office/drawing/2016/5/11/chartex" xmlns:cx6="http://schemas.microsoft.com/office/drawing/2016/5/12/chartex" xmlns:cx7="http://schemas.microsoft.com/office/drawing/2016/5/13/chartex" xmlns:cx8="http://schemas.microsoft.com/office/drawing/2016/5/14/chartex" xmlns:mc="http://schemas.openxmlformats.org/markup-compatibility/2006" xmlns:aink="http://schemas.microsoft.com/office/drawing/2016/ink" xmlns:am3d="http://schemas.microsoft.com/office/drawing/2017/model3d" xmlns:o="urn:schemas-microsoft-com:office:office" xmlns:oel="http://schemas.microsoft.com/office/2019/extlst" xmlns:r="http://schemas.openxmlformats.org/officeDocument/2006/relationships" xmlns:m="http://schemas.openxmlformats.org/officeDocument/2006/math" xmlns:v="urn:schemas-microsoft-com:vml" xmlns:wp14="http://schemas.microsoft.com/office/word/2010/wordprocessingDrawing" xmlns:wp="http://schemas.openxmlformats.org/drawingml/2006/wordprocessingDrawing" xmlns:w10="urn:schemas-microsoft-com:office:word" xmlns:w="http://schemas.openxmlformats.org/wordprocessingml/2006/main" xmlns:w14="http://schemas.microsoft.com/office/word/2010/wordml" xmlns:w15="http://schemas.microsoft.com/office/word/2012/wordml" xmlns:w16cex="http://schemas.microsoft.com/office/word/2018/wordml/cex" xmlns:w16cid="http://schemas.microsoft.com/office/word/2016/wordml/cid" xmlns:w16="http://schemas.microsoft.com/office/word/2018/wordml" xmlns:w16du="http://schemas.microsoft.com/office/word/2023/wordml/word16du" xmlns:w16sdtdh="http://schemas.microsoft.com/office/word/2020/wordml/sdtdatahash" xmlns:w16sdtfl="http://schemas.microsoft.com/office/word/2024/wordml/sdtformatlock" xmlns:w16se="http://schemas.microsoft.com/office/word/2015/wordml/symex" xmlns:wpg="http://schemas.microsoft.com/office/word/2010/wordprocessingGroup" xmlns:wpi="http://schemas.microsoft.com/office/word/2010/wordprocessingInk" xmlns:wne="http://schemas.microsoft.com/office/word/2006/wordml" xmlns:wps="http://schemas.microsoft.com/office/word/2010/wordprocessingShape" mc:Ignorable="w14 w15 w16se w16cid w16 w16cex w16sdtdh w16sdtfl w16du wp14">
+  <w:footnote w:type="separator" w:id="-1">
+    <w:p>
+      <w:pPr>
+        <w:spacing w:after="0" w:line="240" w:lineRule="auto"/>
+      </w:pPr>
+      <w:r>
+        <w:separator/>
+      </w:r>
+    </w:p>
+  </w:footnote>
+  <w:footnote w:type="continuationSeparator" w:id="0">
+    <w:p>
+      <w:pPr>
+        <w:spacing w:after="0" w:line="240" w:lineRule="auto"/>
+      </w:pPr>
+      <w:r>
+        <w:continuationSeparator/>
+      </w:r>
+    </w:p>
+  </w:footnote>
+</w:footnotes>
 </file>
 
 <file path=word/numbering.xml><?xml version="1.0" encoding="utf-8"?>
